--- a/Manufacturing Process Health and Operational Efficiency/Manufacturing Process Health and Operational Efficiency Analysis in 6G.docx
+++ b/Manufacturing Process Health and Operational Efficiency/Manufacturing Process Health and Operational Efficiency Analysis in 6G.docx
@@ -1,6 +1,6 @@
 
 <file path=word/document.xml><?xml version="1.0" encoding="utf-8"?>
-<w:document xmlns:wpc="http://schemas.microsoft.com/office/word/2010/wordprocessingCanvas" xmlns:cx="http://schemas.microsoft.com/office/drawing/2014/chartex" xmlns:cx1="http://schemas.microsoft.com/office/drawing/2015/9/8/chartex" xmlns:cx2="http://schemas.microsoft.com/office/drawing/2015/10/21/chartex" xmlns:cx3="http://schemas.microsoft.com/office/drawing/2016/5/9/chartex" xmlns:cx4="http://schemas.microsoft.com/office/drawing/2016/5/10/chartex" xmlns:cx5="http://schemas.microsoft.com/office/drawing/2016/5/11/chartex" xmlns:cx6="http://schemas.microsoft.com/office/drawing/2016/5/12/chartex" xmlns:cx7="http://schemas.microsoft.com/office/drawing/2016/5/13/chartex" xmlns:cx8="http://schemas.microsoft.com/office/drawing/2016/5/14/chartex" xmlns:mc="http://schemas.openxmlformats.org/markup-compatibility/2006" xmlns:aink="http://schemas.microsoft.com/office/drawing/2016/ink" xmlns:am3d="http://schemas.microsoft.com/office/drawing/2017/model3d" xmlns:o="urn:schemas-microsoft-com:office:office" xmlns:r="http://schemas.openxmlformats.org/officeDocument/2006/relationships" xmlns:m="http://schemas.openxmlformats.org/officeDocument/2006/math" xmlns:v="urn:schemas-microsoft-com:vml" xmlns:wp14="http://schemas.microsoft.com/office/word/2010/wordprocessingDrawing" xmlns:wp="http://schemas.openxmlformats.org/drawingml/2006/wordprocessingDrawing" xmlns:w10="urn:schemas-microsoft-com:office:word" xmlns:w="http://schemas.openxmlformats.org/wordprocessingml/2006/main" xmlns:w14="http://schemas.microsoft.com/office/word/2010/wordml" xmlns:w15="http://schemas.microsoft.com/office/word/2012/wordml" xmlns:w16cex="http://schemas.microsoft.com/office/word/2018/wordml/cex" xmlns:w16cid="http://schemas.microsoft.com/office/word/2016/wordml/cid" xmlns:w16="http://schemas.microsoft.com/office/word/2018/wordml" xmlns:w16sdtdh="http://schemas.microsoft.com/office/word/2020/wordml/sdtdatahash" xmlns:w16se="http://schemas.microsoft.com/office/word/2015/wordml/symex" xmlns:wpg="http://schemas.microsoft.com/office/word/2010/wordprocessingGroup" xmlns:wpi="http://schemas.microsoft.com/office/word/2010/wordprocessingInk" xmlns:wne="http://schemas.microsoft.com/office/word/2006/wordml" xmlns:wps="http://schemas.microsoft.com/office/word/2010/wordprocessingShape" mc:Ignorable="w14 w15 w16se w16cid w16 w16cex w16sdtdh wp14">
+<w:document xmlns:wpc="http://schemas.microsoft.com/office/word/2010/wordprocessingCanvas" xmlns:cx="http://schemas.microsoft.com/office/drawing/2014/chartex" xmlns:cx1="http://schemas.microsoft.com/office/drawing/2015/9/8/chartex" xmlns:cx2="http://schemas.microsoft.com/office/drawing/2015/10/21/chartex" xmlns:cx3="http://schemas.microsoft.com/office/drawing/2016/5/9/chartex" xmlns:cx4="http://schemas.microsoft.com/office/drawing/2016/5/10/chartex" xmlns:cx5="http://schemas.microsoft.com/office/drawing/2016/5/11/chartex" xmlns:cx6="http://schemas.microsoft.com/office/drawing/2016/5/12/chartex" xmlns:cx7="http://schemas.microsoft.com/office/drawing/2016/5/13/chartex" xmlns:cx8="http://schemas.microsoft.com/office/drawing/2016/5/14/chartex" xmlns:mc="http://schemas.openxmlformats.org/markup-compatibility/2006" xmlns:aink="http://schemas.microsoft.com/office/drawing/2016/ink" xmlns:am3d="http://schemas.microsoft.com/office/drawing/2017/model3d" xmlns:o="urn:schemas-microsoft-com:office:office" xmlns:oel="http://schemas.microsoft.com/office/2019/extlst" xmlns:r="http://schemas.openxmlformats.org/officeDocument/2006/relationships" xmlns:m="http://schemas.openxmlformats.org/officeDocument/2006/math" xmlns:v="urn:schemas-microsoft-com:vml" xmlns:wp14="http://schemas.microsoft.com/office/word/2010/wordprocessingDrawing" xmlns:wp="http://schemas.openxmlformats.org/drawingml/2006/wordprocessingDrawing" xmlns:w10="urn:schemas-microsoft-com:office:word" xmlns:w="http://schemas.openxmlformats.org/wordprocessingml/2006/main" xmlns:w14="http://schemas.microsoft.com/office/word/2010/wordml" xmlns:w15="http://schemas.microsoft.com/office/word/2012/wordml" xmlns:w16cex="http://schemas.microsoft.com/office/word/2018/wordml/cex" xmlns:w16cid="http://schemas.microsoft.com/office/word/2016/wordml/cid" xmlns:w16="http://schemas.microsoft.com/office/word/2018/wordml" xmlns:w16sdtdh="http://schemas.microsoft.com/office/word/2020/wordml/sdtdatahash" xmlns:w16se="http://schemas.microsoft.com/office/word/2015/wordml/symex" xmlns:wpg="http://schemas.microsoft.com/office/word/2010/wordprocessingGroup" xmlns:wpi="http://schemas.microsoft.com/office/word/2010/wordprocessingInk" xmlns:wne="http://schemas.microsoft.com/office/word/2006/wordml" xmlns:wps="http://schemas.microsoft.com/office/word/2010/wordprocessingShape" mc:Ignorable="w14 w15 w16se w16cid w16 w16cex w16sdtdh wp14">
   <w:body>
     <w:p>
       <w:pPr>
@@ -2848,7 +2848,77 @@
     <w:p/>
     <w:p/>
     <w:p/>
-    <w:p/>
+    <w:p>
+      <w:pPr>
+        <w:jc w:val="center"/>
+        <w:rPr>
+          <w:sz w:val="36"/>
+          <w:szCs w:val="36"/>
+        </w:rPr>
+      </w:pPr>
+      <w:r>
+        <w:rPr>
+          <w:sz w:val="36"/>
+          <w:szCs w:val="36"/>
+        </w:rPr>
+        <w:lastRenderedPageBreak/>
+        <w:t>Deploying the Tableau Dashboard in Streamlit Website</w:t>
+      </w:r>
+    </w:p>
+    <w:p>
+      <w:r>
+        <w:t>It is possible to deploy a tableau public dashboard in streamlit.</w:t>
+      </w:r>
+    </w:p>
+    <w:p>
+      <w:pPr>
+        <w:rPr>
+          <w:sz w:val="36"/>
+          <w:szCs w:val="36"/>
+        </w:rPr>
+      </w:pPr>
+      <w:r>
+        <w:rPr>
+          <w:sz w:val="36"/>
+          <w:szCs w:val="36"/>
+        </w:rPr>
+        <w:drawing>
+          <wp:inline distT="0" distB="0" distL="0" distR="0" wp14:anchorId="630D9760" wp14:editId="594C8764">
+            <wp:extent cx="6645910" cy="2967355"/>
+            <wp:effectExtent l="0" t="0" r="2540" b="4445"/>
+            <wp:docPr id="1" name="Picture 1"/>
+            <wp:cNvGraphicFramePr>
+              <a:graphicFrameLocks xmlns:a="http://schemas.openxmlformats.org/drawingml/2006/main" noChangeAspect="1"/>
+            </wp:cNvGraphicFramePr>
+            <a:graphic xmlns:a="http://schemas.openxmlformats.org/drawingml/2006/main">
+              <a:graphicData uri="http://schemas.openxmlformats.org/drawingml/2006/picture">
+                <pic:pic xmlns:pic="http://schemas.openxmlformats.org/drawingml/2006/picture">
+                  <pic:nvPicPr>
+                    <pic:cNvPr id="1" name=""/>
+                    <pic:cNvPicPr/>
+                  </pic:nvPicPr>
+                  <pic:blipFill>
+                    <a:blip r:embed="rId5"/>
+                    <a:stretch>
+                      <a:fillRect/>
+                    </a:stretch>
+                  </pic:blipFill>
+                  <pic:spPr>
+                    <a:xfrm>
+                      <a:off x="0" y="0"/>
+                      <a:ext cx="6645910" cy="2967355"/>
+                    </a:xfrm>
+                    <a:prstGeom prst="rect">
+                      <a:avLst/>
+                    </a:prstGeom>
+                  </pic:spPr>
+                </pic:pic>
+              </a:graphicData>
+            </a:graphic>
+          </wp:inline>
+        </w:drawing>
+      </w:r>
+    </w:p>
     <w:p/>
     <w:p/>
     <w:p/>
@@ -2869,7 +2939,7 @@
 </file>
 
 <file path=word/numbering.xml><?xml version="1.0" encoding="utf-8"?>
-<w:numbering xmlns:wpc="http://schemas.microsoft.com/office/word/2010/wordprocessingCanvas" xmlns:cx="http://schemas.microsoft.com/office/drawing/2014/chartex" xmlns:cx1="http://schemas.microsoft.com/office/drawing/2015/9/8/chartex" xmlns:cx2="http://schemas.microsoft.com/office/drawing/2015/10/21/chartex" xmlns:cx3="http://schemas.microsoft.com/office/drawing/2016/5/9/chartex" xmlns:cx4="http://schemas.microsoft.com/office/drawing/2016/5/10/chartex" xmlns:cx5="http://schemas.microsoft.com/office/drawing/2016/5/11/chartex" xmlns:cx6="http://schemas.microsoft.com/office/drawing/2016/5/12/chartex" xmlns:cx7="http://schemas.microsoft.com/office/drawing/2016/5/13/chartex" xmlns:cx8="http://schemas.microsoft.com/office/drawing/2016/5/14/chartex" xmlns:mc="http://schemas.openxmlformats.org/markup-compatibility/2006" xmlns:aink="http://schemas.microsoft.com/office/drawing/2016/ink" xmlns:am3d="http://schemas.microsoft.com/office/drawing/2017/model3d" xmlns:o="urn:schemas-microsoft-com:office:office" xmlns:r="http://schemas.openxmlformats.org/officeDocument/2006/relationships" xmlns:m="http://schemas.openxmlformats.org/officeDocument/2006/math" xmlns:v="urn:schemas-microsoft-com:vml" xmlns:wp14="http://schemas.microsoft.com/office/word/2010/wordprocessingDrawing" xmlns:wp="http://schemas.openxmlformats.org/drawingml/2006/wordprocessingDrawing" xmlns:w10="urn:schemas-microsoft-com:office:word" xmlns:w="http://schemas.openxmlformats.org/wordprocessingml/2006/main" xmlns:w14="http://schemas.microsoft.com/office/word/2010/wordml" xmlns:w15="http://schemas.microsoft.com/office/word/2012/wordml" xmlns:w16cex="http://schemas.microsoft.com/office/word/2018/wordml/cex" xmlns:w16cid="http://schemas.microsoft.com/office/word/2016/wordml/cid" xmlns:w16="http://schemas.microsoft.com/office/word/2018/wordml" xmlns:w16sdtdh="http://schemas.microsoft.com/office/word/2020/wordml/sdtdatahash" xmlns:w16se="http://schemas.microsoft.com/office/word/2015/wordml/symex" xmlns:wpg="http://schemas.microsoft.com/office/word/2010/wordprocessingGroup" xmlns:wpi="http://schemas.microsoft.com/office/word/2010/wordprocessingInk" xmlns:wne="http://schemas.microsoft.com/office/word/2006/wordml" xmlns:wps="http://schemas.microsoft.com/office/word/2010/wordprocessingShape" mc:Ignorable="w14 w15 w16se w16cid w16 w16cex w16sdtdh wp14">
+<w:numbering xmlns:wpc="http://schemas.microsoft.com/office/word/2010/wordprocessingCanvas" xmlns:cx="http://schemas.microsoft.com/office/drawing/2014/chartex" xmlns:cx1="http://schemas.microsoft.com/office/drawing/2015/9/8/chartex" xmlns:cx2="http://schemas.microsoft.com/office/drawing/2015/10/21/chartex" xmlns:cx3="http://schemas.microsoft.com/office/drawing/2016/5/9/chartex" xmlns:cx4="http://schemas.microsoft.com/office/drawing/2016/5/10/chartex" xmlns:cx5="http://schemas.microsoft.com/office/drawing/2016/5/11/chartex" xmlns:cx6="http://schemas.microsoft.com/office/drawing/2016/5/12/chartex" xmlns:cx7="http://schemas.microsoft.com/office/drawing/2016/5/13/chartex" xmlns:cx8="http://schemas.microsoft.com/office/drawing/2016/5/14/chartex" xmlns:mc="http://schemas.openxmlformats.org/markup-compatibility/2006" xmlns:aink="http://schemas.microsoft.com/office/drawing/2016/ink" xmlns:am3d="http://schemas.microsoft.com/office/drawing/2017/model3d" xmlns:o="urn:schemas-microsoft-com:office:office" xmlns:oel="http://schemas.microsoft.com/office/2019/extlst" xmlns:r="http://schemas.openxmlformats.org/officeDocument/2006/relationships" xmlns:m="http://schemas.openxmlformats.org/officeDocument/2006/math" xmlns:v="urn:schemas-microsoft-com:vml" xmlns:wp14="http://schemas.microsoft.com/office/word/2010/wordprocessingDrawing" xmlns:wp="http://schemas.openxmlformats.org/drawingml/2006/wordprocessingDrawing" xmlns:w10="urn:schemas-microsoft-com:office:word" xmlns:w="http://schemas.openxmlformats.org/wordprocessingml/2006/main" xmlns:w14="http://schemas.microsoft.com/office/word/2010/wordml" xmlns:w15="http://schemas.microsoft.com/office/word/2012/wordml" xmlns:w16cex="http://schemas.microsoft.com/office/word/2018/wordml/cex" xmlns:w16cid="http://schemas.microsoft.com/office/word/2016/wordml/cid" xmlns:w16="http://schemas.microsoft.com/office/word/2018/wordml" xmlns:w16sdtdh="http://schemas.microsoft.com/office/word/2020/wordml/sdtdatahash" xmlns:w16se="http://schemas.microsoft.com/office/word/2015/wordml/symex" xmlns:wpg="http://schemas.microsoft.com/office/word/2010/wordprocessingGroup" xmlns:wpi="http://schemas.microsoft.com/office/word/2010/wordprocessingInk" xmlns:wne="http://schemas.microsoft.com/office/word/2006/wordml" xmlns:wps="http://schemas.microsoft.com/office/word/2010/wordprocessingShape" mc:Ignorable="w14 w15 w16se w16cid w16 w16cex w16sdtdh wp14">
   <w:abstractNum w:abstractNumId="0" w15:restartNumberingAfterBreak="0">
     <w:nsid w:val="037967BC"/>
     <w:multiLevelType w:val="hybridMultilevel"/>
@@ -6787,94 +6857,94 @@
       </w:rPr>
     </w:lvl>
   </w:abstractNum>
-  <w:num w:numId="1">
+  <w:num w:numId="1" w16cid:durableId="1665159731">
     <w:abstractNumId w:val="24"/>
   </w:num>
-  <w:num w:numId="2">
+  <w:num w:numId="2" w16cid:durableId="686178494">
     <w:abstractNumId w:val="28"/>
   </w:num>
-  <w:num w:numId="3">
+  <w:num w:numId="3" w16cid:durableId="1550188784">
     <w:abstractNumId w:val="17"/>
   </w:num>
-  <w:num w:numId="4">
+  <w:num w:numId="4" w16cid:durableId="363751148">
     <w:abstractNumId w:val="13"/>
   </w:num>
-  <w:num w:numId="5">
+  <w:num w:numId="5" w16cid:durableId="452208154">
     <w:abstractNumId w:val="5"/>
   </w:num>
-  <w:num w:numId="6">
+  <w:num w:numId="6" w16cid:durableId="713503438">
     <w:abstractNumId w:val="8"/>
   </w:num>
-  <w:num w:numId="7">
+  <w:num w:numId="7" w16cid:durableId="1317535911">
     <w:abstractNumId w:val="0"/>
   </w:num>
-  <w:num w:numId="8">
+  <w:num w:numId="8" w16cid:durableId="202645288">
     <w:abstractNumId w:val="1"/>
   </w:num>
-  <w:num w:numId="9">
+  <w:num w:numId="9" w16cid:durableId="108474185">
     <w:abstractNumId w:val="19"/>
   </w:num>
-  <w:num w:numId="10">
+  <w:num w:numId="10" w16cid:durableId="179006216">
     <w:abstractNumId w:val="9"/>
   </w:num>
-  <w:num w:numId="11">
+  <w:num w:numId="11" w16cid:durableId="1628775231">
     <w:abstractNumId w:val="25"/>
   </w:num>
-  <w:num w:numId="12">
+  <w:num w:numId="12" w16cid:durableId="705181791">
     <w:abstractNumId w:val="2"/>
   </w:num>
-  <w:num w:numId="13">
+  <w:num w:numId="13" w16cid:durableId="519592359">
     <w:abstractNumId w:val="11"/>
   </w:num>
-  <w:num w:numId="14">
+  <w:num w:numId="14" w16cid:durableId="1793211583">
     <w:abstractNumId w:val="7"/>
   </w:num>
-  <w:num w:numId="15">
+  <w:num w:numId="15" w16cid:durableId="1261985409">
     <w:abstractNumId w:val="3"/>
   </w:num>
-  <w:num w:numId="16">
+  <w:num w:numId="16" w16cid:durableId="744176">
     <w:abstractNumId w:val="18"/>
   </w:num>
-  <w:num w:numId="17">
+  <w:num w:numId="17" w16cid:durableId="1633637622">
     <w:abstractNumId w:val="15"/>
   </w:num>
-  <w:num w:numId="18">
+  <w:num w:numId="18" w16cid:durableId="889195679">
     <w:abstractNumId w:val="22"/>
   </w:num>
-  <w:num w:numId="19">
+  <w:num w:numId="19" w16cid:durableId="1176773130">
     <w:abstractNumId w:val="29"/>
   </w:num>
-  <w:num w:numId="20">
+  <w:num w:numId="20" w16cid:durableId="1969428209">
     <w:abstractNumId w:val="16"/>
   </w:num>
-  <w:num w:numId="21">
+  <w:num w:numId="21" w16cid:durableId="593250425">
     <w:abstractNumId w:val="26"/>
   </w:num>
-  <w:num w:numId="22">
+  <w:num w:numId="22" w16cid:durableId="540047476">
     <w:abstractNumId w:val="21"/>
   </w:num>
-  <w:num w:numId="23">
+  <w:num w:numId="23" w16cid:durableId="503321901">
     <w:abstractNumId w:val="14"/>
   </w:num>
-  <w:num w:numId="24">
+  <w:num w:numId="24" w16cid:durableId="1062095638">
     <w:abstractNumId w:val="6"/>
   </w:num>
-  <w:num w:numId="25">
+  <w:num w:numId="25" w16cid:durableId="1773085843">
     <w:abstractNumId w:val="10"/>
   </w:num>
-  <w:num w:numId="26">
+  <w:num w:numId="26" w16cid:durableId="1259559050">
     <w:abstractNumId w:val="20"/>
   </w:num>
-  <w:num w:numId="27">
+  <w:num w:numId="27" w16cid:durableId="1765491328">
     <w:abstractNumId w:val="23"/>
   </w:num>
-  <w:num w:numId="28">
+  <w:num w:numId="28" w16cid:durableId="1832865655">
     <w:abstractNumId w:val="27"/>
   </w:num>
-  <w:num w:numId="29">
+  <w:num w:numId="29" w16cid:durableId="1309087240">
     <w:abstractNumId w:val="4"/>
   </w:num>
-  <w:num w:numId="30">
+  <w:num w:numId="30" w16cid:durableId="1891921602">
     <w:abstractNumId w:val="12"/>
   </w:num>
 </w:numbering>
@@ -7284,6 +7354,7 @@
   <w:style w:type="character" w:default="1" w:styleId="DefaultParagraphFont">
     <w:name w:val="Default Paragraph Font"/>
     <w:uiPriority w:val="1"/>
+    <w:semiHidden/>
     <w:unhideWhenUsed/>
   </w:style>
   <w:style w:type="table" w:default="1" w:styleId="TableNormal">

--- a/Manufacturing Process Health and Operational Efficiency/Manufacturing Process Health and Operational Efficiency Analysis in 6G.docx
+++ b/Manufacturing Process Health and Operational Efficiency/Manufacturing Process Health and Operational Efficiency Analysis in 6G.docx
@@ -125,14 +125,26 @@
           <w:ilvl w:val="0"/>
           <w:numId w:val="4"/>
         </w:numPr>
-      </w:pPr>
-      <w:r>
+        <w:rPr>
+          <w:strike/>
+        </w:rPr>
+      </w:pPr>
+      <w:r>
+        <w:rPr>
+          <w:strike/>
+        </w:rPr>
         <w:t>Are machines operating within healthy ranges</w:t>
       </w:r>
       <w:r>
+        <w:rPr>
+          <w:strike/>
+        </w:rPr>
         <w:t xml:space="preserve"> </w:t>
       </w:r>
       <w:r>
+        <w:rPr>
+          <w:strike/>
+        </w:rPr>
         <w:t>?</w:t>
       </w:r>
     </w:p>
@@ -204,8 +216,14 @@
           <w:ilvl w:val="0"/>
           <w:numId w:val="4"/>
         </w:numPr>
-      </w:pPr>
-      <w:r>
+        <w:rPr>
+          <w:strike/>
+        </w:rPr>
+      </w:pPr>
+      <w:r>
+        <w:rPr>
+          <w:strike/>
+        </w:rPr>
         <w:t>Lack of centralized visibility into machine health</w:t>
       </w:r>
     </w:p>
@@ -2879,6 +2897,7 @@
       </w:pPr>
       <w:r>
         <w:rPr>
+          <w:noProof/>
           <w:sz w:val="36"/>
           <w:szCs w:val="36"/>
         </w:rPr>

--- a/Manufacturing Process Health and Operational Efficiency/Manufacturing Process Health and Operational Efficiency Analysis in 6G.docx
+++ b/Manufacturing Process Health and Operational Efficiency/Manufacturing Process Health and Operational Efficiency Analysis in 6G.docx
@@ -125,26 +125,14 @@
           <w:ilvl w:val="0"/>
           <w:numId w:val="4"/>
         </w:numPr>
-        <w:rPr>
-          <w:strike/>
-        </w:rPr>
       </w:pPr>
       <w:r>
-        <w:rPr>
-          <w:strike/>
-        </w:rPr>
         <w:t>Are machines operating within healthy ranges</w:t>
       </w:r>
       <w:r>
-        <w:rPr>
-          <w:strike/>
-        </w:rPr>
         <w:t xml:space="preserve"> </w:t>
       </w:r>
       <w:r>
-        <w:rPr>
-          <w:strike/>
-        </w:rPr>
         <w:t>?</w:t>
       </w:r>
     </w:p>
@@ -216,14 +204,8 @@
           <w:ilvl w:val="0"/>
           <w:numId w:val="4"/>
         </w:numPr>
-        <w:rPr>
-          <w:strike/>
-        </w:rPr>
       </w:pPr>
       <w:r>
-        <w:rPr>
-          <w:strike/>
-        </w:rPr>
         <w:t>Lack of centralized visibility into machine health</w:t>
       </w:r>
     </w:p>
@@ -1700,8 +1682,14 @@
           <w:ilvl w:val="0"/>
           <w:numId w:val="4"/>
         </w:numPr>
+        <w:rPr>
+          <w:strike/>
+        </w:rPr>
       </w:pPr>
       <w:r>
+        <w:rPr>
+          <w:strike/>
+        </w:rPr>
         <w:t>Standardize machine identifiers and operation modes</w:t>
       </w:r>
     </w:p>
@@ -1727,8 +1715,14 @@
           <w:ilvl w:val="0"/>
           <w:numId w:val="4"/>
         </w:numPr>
+        <w:rPr>
+          <w:strike/>
+        </w:rPr>
       </w:pPr>
       <w:r>
+        <w:rPr>
+          <w:strike/>
+        </w:rPr>
         <w:t>Analyze temperature, vibration, and power patterns per machine</w:t>
       </w:r>
     </w:p>
@@ -1739,8 +1733,14 @@
           <w:ilvl w:val="0"/>
           <w:numId w:val="4"/>
         </w:numPr>
+        <w:rPr>
+          <w:strike/>
+        </w:rPr>
       </w:pPr>
       <w:r>
+        <w:rPr>
+          <w:strike/>
+        </w:rPr>
         <w:t>Identify machines operating near threshold limits</w:t>
       </w:r>
     </w:p>
@@ -1751,8 +1751,14 @@
           <w:ilvl w:val="0"/>
           <w:numId w:val="4"/>
         </w:numPr>
+        <w:rPr>
+          <w:strike/>
+        </w:rPr>
       </w:pPr>
       <w:r>
+        <w:rPr>
+          <w:strike/>
+        </w:rPr>
         <w:t>Compare sensor stability across operation modes</w:t>
       </w:r>
     </w:p>
@@ -1778,8 +1784,14 @@
           <w:ilvl w:val="0"/>
           <w:numId w:val="4"/>
         </w:numPr>
+        <w:rPr>
+          <w:strike/>
+        </w:rPr>
       </w:pPr>
       <w:r>
+        <w:rPr>
+          <w:strike/>
+        </w:rPr>
         <w:t>Analyze production speed trends</w:t>
       </w:r>
     </w:p>
@@ -1790,8 +1802,14 @@
           <w:ilvl w:val="0"/>
           <w:numId w:val="4"/>
         </w:numPr>
+        <w:rPr>
+          <w:strike/>
+        </w:rPr>
       </w:pPr>
       <w:r>
+        <w:rPr>
+          <w:strike/>
+        </w:rPr>
         <w:t>Compare output consistency across machines</w:t>
       </w:r>
     </w:p>
@@ -1802,8 +1820,14 @@
           <w:ilvl w:val="0"/>
           <w:numId w:val="4"/>
         </w:numPr>
+        <w:rPr>
+          <w:strike/>
+        </w:rPr>
       </w:pPr>
       <w:r>
+        <w:rPr>
+          <w:strike/>
+        </w:rPr>
         <w:t>Identify underperforming machines</w:t>
       </w:r>
     </w:p>
@@ -1829,8 +1853,14 @@
           <w:ilvl w:val="0"/>
           <w:numId w:val="4"/>
         </w:numPr>
+        <w:rPr>
+          <w:strike/>
+        </w:rPr>
       </w:pPr>
       <w:r>
+        <w:rPr>
+          <w:strike/>
+        </w:rPr>
         <w:t>Correlate defect rate with sensor behavior</w:t>
       </w:r>
     </w:p>
@@ -1843,6 +1873,9 @@
         </w:numPr>
       </w:pPr>
       <w:r>
+        <w:rPr>
+          <w:strike/>
+        </w:rPr>
         <w:t>Analyze error rate spikes by machine and time</w:t>
       </w:r>
     </w:p>
@@ -1853,8 +1886,14 @@
           <w:ilvl w:val="0"/>
           <w:numId w:val="4"/>
         </w:numPr>
+        <w:rPr>
+          <w:strike/>
+        </w:rPr>
       </w:pPr>
       <w:r>
+        <w:rPr>
+          <w:strike/>
+        </w:rPr>
         <w:t>Identify quality bottlenecks</w:t>
       </w:r>
     </w:p>
@@ -1880,8 +1919,14 @@
           <w:ilvl w:val="0"/>
           <w:numId w:val="4"/>
         </w:numPr>
+        <w:rPr>
+          <w:strike/>
+        </w:rPr>
       </w:pPr>
       <w:r>
+        <w:rPr>
+          <w:strike/>
+        </w:rPr>
         <w:t>Evaluate how often machines fall into:</w:t>
       </w:r>
     </w:p>
@@ -1892,8 +1937,14 @@
           <w:ilvl w:val="0"/>
           <w:numId w:val="19"/>
         </w:numPr>
+        <w:rPr>
+          <w:strike/>
+        </w:rPr>
       </w:pPr>
       <w:r>
+        <w:rPr>
+          <w:strike/>
+        </w:rPr>
         <w:t>High efficiency</w:t>
       </w:r>
     </w:p>
@@ -1904,8 +1955,14 @@
           <w:ilvl w:val="0"/>
           <w:numId w:val="19"/>
         </w:numPr>
+        <w:rPr>
+          <w:strike/>
+        </w:rPr>
       </w:pPr>
       <w:r>
+        <w:rPr>
+          <w:strike/>
+        </w:rPr>
         <w:t>Medium efficiency</w:t>
       </w:r>
     </w:p>
@@ -1916,8 +1973,14 @@
           <w:ilvl w:val="0"/>
           <w:numId w:val="19"/>
         </w:numPr>
+        <w:rPr>
+          <w:strike/>
+        </w:rPr>
       </w:pPr>
       <w:r>
+        <w:rPr>
+          <w:strike/>
+        </w:rPr>
         <w:t>Low efficiency</w:t>
       </w:r>
     </w:p>
@@ -1928,8 +1991,14 @@
           <w:ilvl w:val="0"/>
           <w:numId w:val="4"/>
         </w:numPr>
+        <w:rPr>
+          <w:strike/>
+        </w:rPr>
       </w:pPr>
       <w:r>
+        <w:rPr>
+          <w:strike/>
+        </w:rPr>
         <w:t>Compare efficiency across operation modes and shifts</w:t>
       </w:r>
     </w:p>
@@ -1955,8 +2024,14 @@
           <w:ilvl w:val="0"/>
           <w:numId w:val="4"/>
         </w:numPr>
+        <w:rPr>
+          <w:strike/>
+        </w:rPr>
       </w:pPr>
       <w:r>
+        <w:rPr>
+          <w:strike/>
+        </w:rPr>
         <w:t>Temperature vs defect rate analysis</w:t>
       </w:r>
     </w:p>
@@ -1969,6 +2044,9 @@
         </w:numPr>
       </w:pPr>
       <w:r>
+        <w:rPr>
+          <w:strike/>
+        </w:rPr>
         <w:t>Vibration vs error rate relationship</w:t>
       </w:r>
     </w:p>
@@ -2866,78 +2944,7 @@
     <w:p/>
     <w:p/>
     <w:p/>
-    <w:p>
-      <w:pPr>
-        <w:jc w:val="center"/>
-        <w:rPr>
-          <w:sz w:val="36"/>
-          <w:szCs w:val="36"/>
-        </w:rPr>
-      </w:pPr>
-      <w:r>
-        <w:rPr>
-          <w:sz w:val="36"/>
-          <w:szCs w:val="36"/>
-        </w:rPr>
-        <w:lastRenderedPageBreak/>
-        <w:t>Deploying the Tableau Dashboard in Streamlit Website</w:t>
-      </w:r>
-    </w:p>
-    <w:p>
-      <w:r>
-        <w:t>It is possible to deploy a tableau public dashboard in streamlit.</w:t>
-      </w:r>
-    </w:p>
-    <w:p>
-      <w:pPr>
-        <w:rPr>
-          <w:sz w:val="36"/>
-          <w:szCs w:val="36"/>
-        </w:rPr>
-      </w:pPr>
-      <w:r>
-        <w:rPr>
-          <w:noProof/>
-          <w:sz w:val="36"/>
-          <w:szCs w:val="36"/>
-        </w:rPr>
-        <w:drawing>
-          <wp:inline distT="0" distB="0" distL="0" distR="0" wp14:anchorId="630D9760" wp14:editId="594C8764">
-            <wp:extent cx="6645910" cy="2967355"/>
-            <wp:effectExtent l="0" t="0" r="2540" b="4445"/>
-            <wp:docPr id="1" name="Picture 1"/>
-            <wp:cNvGraphicFramePr>
-              <a:graphicFrameLocks xmlns:a="http://schemas.openxmlformats.org/drawingml/2006/main" noChangeAspect="1"/>
-            </wp:cNvGraphicFramePr>
-            <a:graphic xmlns:a="http://schemas.openxmlformats.org/drawingml/2006/main">
-              <a:graphicData uri="http://schemas.openxmlformats.org/drawingml/2006/picture">
-                <pic:pic xmlns:pic="http://schemas.openxmlformats.org/drawingml/2006/picture">
-                  <pic:nvPicPr>
-                    <pic:cNvPr id="1" name=""/>
-                    <pic:cNvPicPr/>
-                  </pic:nvPicPr>
-                  <pic:blipFill>
-                    <a:blip r:embed="rId5"/>
-                    <a:stretch>
-                      <a:fillRect/>
-                    </a:stretch>
-                  </pic:blipFill>
-                  <pic:spPr>
-                    <a:xfrm>
-                      <a:off x="0" y="0"/>
-                      <a:ext cx="6645910" cy="2967355"/>
-                    </a:xfrm>
-                    <a:prstGeom prst="rect">
-                      <a:avLst/>
-                    </a:prstGeom>
-                  </pic:spPr>
-                </pic:pic>
-              </a:graphicData>
-            </a:graphic>
-          </wp:inline>
-        </w:drawing>
-      </w:r>
-    </w:p>
+    <w:p/>
     <w:p/>
     <w:p/>
     <w:p/>
@@ -6876,94 +6883,94 @@
       </w:rPr>
     </w:lvl>
   </w:abstractNum>
-  <w:num w:numId="1" w16cid:durableId="1665159731">
+  <w:num w:numId="1" w16cid:durableId="1421679005">
     <w:abstractNumId w:val="24"/>
   </w:num>
-  <w:num w:numId="2" w16cid:durableId="686178494">
+  <w:num w:numId="2" w16cid:durableId="2094010423">
     <w:abstractNumId w:val="28"/>
   </w:num>
-  <w:num w:numId="3" w16cid:durableId="1550188784">
+  <w:num w:numId="3" w16cid:durableId="1655913546">
     <w:abstractNumId w:val="17"/>
   </w:num>
-  <w:num w:numId="4" w16cid:durableId="363751148">
+  <w:num w:numId="4" w16cid:durableId="1299871206">
     <w:abstractNumId w:val="13"/>
   </w:num>
-  <w:num w:numId="5" w16cid:durableId="452208154">
+  <w:num w:numId="5" w16cid:durableId="1625038108">
     <w:abstractNumId w:val="5"/>
   </w:num>
-  <w:num w:numId="6" w16cid:durableId="713503438">
+  <w:num w:numId="6" w16cid:durableId="792288777">
     <w:abstractNumId w:val="8"/>
   </w:num>
-  <w:num w:numId="7" w16cid:durableId="1317535911">
+  <w:num w:numId="7" w16cid:durableId="169489094">
     <w:abstractNumId w:val="0"/>
   </w:num>
-  <w:num w:numId="8" w16cid:durableId="202645288">
+  <w:num w:numId="8" w16cid:durableId="620497734">
     <w:abstractNumId w:val="1"/>
   </w:num>
-  <w:num w:numId="9" w16cid:durableId="108474185">
+  <w:num w:numId="9" w16cid:durableId="1212184417">
     <w:abstractNumId w:val="19"/>
   </w:num>
-  <w:num w:numId="10" w16cid:durableId="179006216">
+  <w:num w:numId="10" w16cid:durableId="654454529">
     <w:abstractNumId w:val="9"/>
   </w:num>
-  <w:num w:numId="11" w16cid:durableId="1628775231">
+  <w:num w:numId="11" w16cid:durableId="1229416061">
     <w:abstractNumId w:val="25"/>
   </w:num>
-  <w:num w:numId="12" w16cid:durableId="705181791">
+  <w:num w:numId="12" w16cid:durableId="1717075686">
     <w:abstractNumId w:val="2"/>
   </w:num>
-  <w:num w:numId="13" w16cid:durableId="519592359">
+  <w:num w:numId="13" w16cid:durableId="1049765900">
     <w:abstractNumId w:val="11"/>
   </w:num>
-  <w:num w:numId="14" w16cid:durableId="1793211583">
+  <w:num w:numId="14" w16cid:durableId="635374759">
     <w:abstractNumId w:val="7"/>
   </w:num>
-  <w:num w:numId="15" w16cid:durableId="1261985409">
+  <w:num w:numId="15" w16cid:durableId="705448162">
     <w:abstractNumId w:val="3"/>
   </w:num>
-  <w:num w:numId="16" w16cid:durableId="744176">
+  <w:num w:numId="16" w16cid:durableId="37819821">
     <w:abstractNumId w:val="18"/>
   </w:num>
-  <w:num w:numId="17" w16cid:durableId="1633637622">
+  <w:num w:numId="17" w16cid:durableId="1749812272">
     <w:abstractNumId w:val="15"/>
   </w:num>
-  <w:num w:numId="18" w16cid:durableId="889195679">
+  <w:num w:numId="18" w16cid:durableId="1563759083">
     <w:abstractNumId w:val="22"/>
   </w:num>
-  <w:num w:numId="19" w16cid:durableId="1176773130">
+  <w:num w:numId="19" w16cid:durableId="1282685982">
     <w:abstractNumId w:val="29"/>
   </w:num>
-  <w:num w:numId="20" w16cid:durableId="1969428209">
+  <w:num w:numId="20" w16cid:durableId="624121123">
     <w:abstractNumId w:val="16"/>
   </w:num>
-  <w:num w:numId="21" w16cid:durableId="593250425">
+  <w:num w:numId="21" w16cid:durableId="1274248206">
     <w:abstractNumId w:val="26"/>
   </w:num>
-  <w:num w:numId="22" w16cid:durableId="540047476">
+  <w:num w:numId="22" w16cid:durableId="1109011250">
     <w:abstractNumId w:val="21"/>
   </w:num>
-  <w:num w:numId="23" w16cid:durableId="503321901">
+  <w:num w:numId="23" w16cid:durableId="2102288798">
     <w:abstractNumId w:val="14"/>
   </w:num>
-  <w:num w:numId="24" w16cid:durableId="1062095638">
+  <w:num w:numId="24" w16cid:durableId="1061712267">
     <w:abstractNumId w:val="6"/>
   </w:num>
-  <w:num w:numId="25" w16cid:durableId="1773085843">
+  <w:num w:numId="25" w16cid:durableId="1207598281">
     <w:abstractNumId w:val="10"/>
   </w:num>
-  <w:num w:numId="26" w16cid:durableId="1259559050">
+  <w:num w:numId="26" w16cid:durableId="1696805572">
     <w:abstractNumId w:val="20"/>
   </w:num>
-  <w:num w:numId="27" w16cid:durableId="1765491328">
+  <w:num w:numId="27" w16cid:durableId="2007324944">
     <w:abstractNumId w:val="23"/>
   </w:num>
-  <w:num w:numId="28" w16cid:durableId="1832865655">
+  <w:num w:numId="28" w16cid:durableId="422998183">
     <w:abstractNumId w:val="27"/>
   </w:num>
-  <w:num w:numId="29" w16cid:durableId="1309087240">
+  <w:num w:numId="29" w16cid:durableId="1578249865">
     <w:abstractNumId w:val="4"/>
   </w:num>
-  <w:num w:numId="30" w16cid:durableId="1891921602">
+  <w:num w:numId="30" w16cid:durableId="342246655">
     <w:abstractNumId w:val="12"/>
   </w:num>
 </w:numbering>
